--- a/text/part1/03SubtleFieldENPF.docx
+++ b/text/part1/03SubtleFieldENPF.docx
@@ -99,26 +99,21 @@
     </w:p>
     <w:p>
       <w:r>
-        <w:t xml:space="preserve">So—when Norton and I were planning this </w:t>
-      </w:r>
-      <w:proofErr w:type="spellStart"/>
-      <w:r>
-        <w:t>pi</w:t>
-      </w:r>
-      <w:r>
-        <w:t>с</w:t>
-      </w:r>
-      <w:r>
-        <w:t>king</w:t>
-      </w:r>
-      <w:proofErr w:type="spellEnd"/>
+        <w:t>So—</w:t>
+      </w:r>
+      <w:r>
+        <w:t>when Norton and I were planning this picking</w:t>
+      </w:r>
       <w:r>
         <w:t>, Manish sent us a projection outlining possible developments, including this one. Which means I already have something to tell you.</w:t>
       </w:r>
     </w:p>
     <w:p>
       <w:r>
-        <w:t>First: information regarding your condition has been classified at Level Eight clearance. Access has been granted, among others, to me, Art—and Sana.</w:t>
+        <w:t xml:space="preserve">First: </w:t>
+      </w:r>
+      <w:r>
+        <w:t>information regarding your condition has been classified at Level Eight. Access has been granted, among others, to me, Art—and Sana.</w:t>
       </w:r>
     </w:p>
     <w:p>
@@ -138,7 +133,13 @@
     </w:p>
     <w:p>
       <w:r>
-        <w:t>With that in mind—and this is the second point—I am passing on to you, both on my own behalf and on Norton’s, a request and an assignment.</w:t>
+        <w:t>With that in mind—and this is the second point—</w:t>
+      </w:r>
+      <w:r>
+        <w:t>I am passing on to you, on behalf of both Norton and myself, a request and an assignment</w:t>
+      </w:r>
+      <w:r>
+        <w:t>.</w:t>
       </w:r>
     </w:p>
     <w:p>
@@ -360,8 +361,13 @@
       </w:r>
     </w:p>
     <w:p>
-      <w:r>
-        <w:t>It had to be opened just slightly—barely enough to weaken your defenses and begin exchanging, interacting with the external Field.</w:t>
+      <w:pPr>
+        <w:rPr>
+          <w:lang w:val="ru-RU"/>
+        </w:rPr>
+      </w:pPr>
+      <w:r>
+        <w:t>It had to be opened just slightly—barely enough to weaken your defenses and begin interacting with the external Field, exchanging Essence with it.</w:t>
       </w:r>
     </w:p>
     <w:p>
@@ -523,10 +529,7 @@
         <w:t>“</w:t>
       </w:r>
       <w:r>
-        <w:t>Exactly. But not only them. There are also Servants of the Foremother in Variant Six.</w:t>
-      </w:r>
-      <w:r>
-        <w:t xml:space="preserve"> </w:t>
+        <w:t xml:space="preserve">Exactly. But not only them. There are also Servants of the Foremother in Variant Six. </w:t>
       </w:r>
       <w:r>
         <w:t>And possibly the witches and warlocks here, in Variant Two.”</w:t>
@@ -824,8 +827,13 @@
       </w:r>
     </w:p>
     <w:p>
-      <w:r>
-        <w:t>Consciousness, as I understood it, was what distinguished us from animals—or at least from most of them.</w:t>
+      <w:pPr>
+        <w:rPr>
+          <w:lang w:val="ru-RU"/>
+        </w:rPr>
+      </w:pPr>
+      <w:r>
+        <w:t>The kind of reflective consciousness we humans relied on—abstract thought, deliberate reasoning—was far more developed in us than in most animals.</w:t>
       </w:r>
     </w:p>
     <w:p>
@@ -850,12 +858,12 @@
     </w:p>
     <w:p>
       <w:r>
+        <w:lastRenderedPageBreak/>
         <w:t>Everything in my experience with him pointed that way.</w:t>
       </w:r>
     </w:p>
     <w:p>
       <w:r>
-        <w:lastRenderedPageBreak/>
         <w:t>“Well, my friend,” I said, meeting his gaze, “as you can see, I’ve made a few… discoveries. Learned a thing or two. Hopefully, it’ll make it easier for us to understand each other.”</w:t>
       </w:r>
     </w:p>
@@ -885,8 +893,13 @@
       </w:r>
     </w:p>
     <w:p>
-      <w:r>
-        <w:t>“I was thinking,” I went on, “of taking to the air. Getting a better look at all this—” I gestured around us “—from above. See how far I can… well, see.”</w:t>
+      <w:pPr>
+        <w:rPr>
+          <w:lang w:val="ru-RU"/>
+        </w:rPr>
+      </w:pPr>
+      <w:r>
+        <w:t>“I was thinking,” I went on, “of taking to the air. Getting a better look at all this”—I gestured around us—“from above. See how far I can… well, see.”</w:t>
       </w:r>
     </w:p>
     <w:p>
@@ -1018,12 +1031,12 @@
     </w:p>
     <w:p>
       <w:r>
+        <w:lastRenderedPageBreak/>
         <w:t>A sense—faint, but insistent—that there was something else here. Another thought. Something important.</w:t>
       </w:r>
     </w:p>
     <w:p>
       <w:r>
-        <w:lastRenderedPageBreak/>
         <w:t>Something I couldn’t afford to lose.</w:t>
       </w:r>
     </w:p>
@@ -1192,20 +1205,13 @@
       </w:r>
     </w:p>
     <w:p>
-      <w:r>
-        <w:t xml:space="preserve">We were surrounded not only by </w:t>
-      </w:r>
-      <w:r>
-        <w:t>the Field of energy</w:t>
-      </w:r>
-      <w:r>
-        <w:t xml:space="preserve">, but also by </w:t>
-      </w:r>
-      <w:r>
-        <w:t xml:space="preserve">the Field of </w:t>
-      </w:r>
-      <w:r>
-        <w:t>information.</w:t>
+      <w:pPr>
+        <w:rPr>
+          <w:lang w:val="ru-RU"/>
+        </w:rPr>
+      </w:pPr>
+      <w:r>
+        <w:t>We were surrounded not only by an energy Field, but also by an informational Field.</w:t>
       </w:r>
     </w:p>
     <w:p>
@@ -1225,12 +1231,12 @@
     </w:p>
     <w:p>
       <w:r>
+        <w:lastRenderedPageBreak/>
         <w:t>For most people, that interaction was spontaneous, unconscious.</w:t>
       </w:r>
     </w:p>
     <w:p>
       <w:r>
-        <w:lastRenderedPageBreak/>
         <w:t>Thoughts sometimes “came.”</w:t>
       </w:r>
     </w:p>
@@ -1400,12 +1406,12 @@
     </w:p>
     <w:p>
       <w:r>
+        <w:lastRenderedPageBreak/>
         <w:t>Next, that unimaginably vast code could be written as a single, unimaginably long string of digits.</w:t>
       </w:r>
     </w:p>
     <w:p>
       <w:r>
-        <w:lastRenderedPageBreak/>
         <w:t>Then—you place a zero and a decimal point in front of it.</w:t>
       </w:r>
     </w:p>
@@ -1466,17 +1472,17 @@
     </w:p>
     <w:p>
       <w:r>
-        <w:t>Experiments with light.</w:t>
-      </w:r>
-    </w:p>
-    <w:p>
-      <w:r>
-        <w:t>They led to a strange—but unavoidable—conclusion: photons behaved as if each one had, in an infinitesimal moment, been in every point of the universe.</w:t>
-      </w:r>
-    </w:p>
-    <w:p>
-      <w:r>
-        <w:t>It sounded absurd.</w:t>
+        <w:t xml:space="preserve">Experiments with light. </w:t>
+      </w:r>
+    </w:p>
+    <w:p>
+      <w:r>
+        <w:t xml:space="preserve">They led to a strange—but unavoidable—conclusion: photons behaved as though every possible path through the universe somehow entered into what they did. </w:t>
+      </w:r>
+    </w:p>
+    <w:p>
+      <w:r>
+        <w:t xml:space="preserve">It sounded absurd. </w:t>
       </w:r>
     </w:p>
     <w:p>
@@ -1527,7 +1533,7 @@
     <w:p>
       <w:pPr>
         <w:rPr>
-          <w:lang w:val="ru-RU"/>
+          <w:lang w:val="en-US"/>
         </w:rPr>
       </w:pPr>
       <w:r>
@@ -1572,12 +1578,12 @@
     </w:p>
     <w:p>
       <w:r>
+        <w:lastRenderedPageBreak/>
         <w:t>I could tell because now I could actually “see” them—not with my eyes, but through the Field, clearly enough to make out even the shape and length of their horns.</w:t>
       </w:r>
     </w:p>
     <w:p>
       <w:r>
-        <w:lastRenderedPageBreak/>
         <w:t>This was something new.</w:t>
       </w:r>
     </w:p>
